--- a/assets/master_template.docx
+++ b/assets/master_template.docx
@@ -141,7 +141,7 @@
                 <w:sz w:val="20"/>
                 <w:szCs w:val="20"/>
               </w:rPr>
-              <w:t xml:space="preserve">Vehicle in Context</w:t>
+              <w:t>Hero in Context</w:t>
             </w:r>
           </w:p>
         </w:tc>
